--- a/papers/paper1-chaos-cpa/main.docx
+++ b/papers/paper1-chaos-cpa/main.docx
@@ -76,7 +76,8 @@
     <w:p>
       <w:pPr>
         <w:pStyle w:val="Abstract"/>
-        <w:ind w:firstLine="0"/>
+        <w:spacing w:line="228" w:lineRule="auto"/>
+        <w:ind w:firstLine="288"/>
       </w:pPr>
       <w:r>
         <w:rPr>
@@ -164,7 +165,8 @@
     <w:p>
       <w:pPr>
         <w:pStyle w:val="Keywords"/>
-        <w:ind w:firstLine="0"/>
+        <w:spacing w:line="228" w:lineRule="auto"/>
+        <w:ind w:firstLine="288"/>
       </w:pPr>
       <w:r>
         <w:rPr>
@@ -233,6 +235,8 @@
     <w:p>
       <w:pPr>
         <w:pStyle w:val="figurecaption"/>
+        <w:ind w:left="0" w:right="0" w:firstLine="0"/>
+        <w:jc w:val="center"/>
       </w:pPr>
       <w:r>
         <w:t xml:space="preserve">LLEO encryption (top) and our equivalent-key attack (bottom).</w:t>
@@ -501,6 +505,8 @@
     <w:p>
       <w:pPr>
         <w:pStyle w:val="figurecaption"/>
+        <w:ind w:left="0" w:right="0" w:firstLine="0"/>
+        <w:jc w:val="center"/>
       </w:pPr>
       <w:r>
         <w:t xml:space="preserve">Four LLEO ciphertexts and our key-free recoveries.</w:t>
@@ -2127,6 +2133,8 @@
     <w:p>
       <w:pPr>
         <w:pStyle w:val="figurecaption"/>
+        <w:ind w:left="0" w:right="0" w:firstLine="0"/>
+        <w:jc w:val="center"/>
       </w:pPr>
       <w:r>
         <w:t xml:space="preserve">Absolute ciphertext difference |</w:t>
@@ -4382,6 +4390,8 @@
     <w:p>
       <w:pPr>
         <w:pStyle w:val="figurecaption"/>
+        <w:ind w:left="0" w:right="0" w:firstLine="0"/>
+        <w:jc w:val="center"/>
       </w:pPr>
       <w:r>
         <w:t xml:space="preserve">Cipher histogram (Cameraman).</w:t>
@@ -4429,6 +4439,8 @@
     <w:p>
       <w:pPr>
         <w:pStyle w:val="figurecaption"/>
+        <w:ind w:left="0" w:right="0" w:firstLine="0"/>
+        <w:jc w:val="center"/>
       </w:pPr>
       <w:r>
         <w:t xml:space="preserve">Adjacent-pixel correlation as a hexbin density, log counts (Cameraman).</w:t>
@@ -5694,6 +5706,8 @@
     <w:p>
       <w:pPr>
         <w:pStyle w:val="figurecaption"/>
+        <w:ind w:left="0" w:right="0" w:firstLine="0"/>
+        <w:jc w:val="center"/>
       </w:pPr>
       <w:r>
         <w:t xml:space="preserve">Keystream byte distributions (ridgeline).</w:t>
@@ -6265,21 +6279,6 @@
       </w:r>
       <w:r>
         <w:t xml:space="preserve"> that, given only oracle access to an unknown cipher, decides plaintext-independence and returns a key-free decryptor confirmed on held-out ciphertext. Second, running that audit across a corpus of recently published 2023–2025 chaos and permutation image ciphers would measure how widespread this failure mode is. Third, the binary verdict can be refined into a graded plaintext-keying-capacity metric that quantifies how much of a cipher’s output genuinely depends on the plaintext, separating fragile designs from those with real diffusion. We develop these directions in an extended version.</w:t>
-      </w:r>
-    </w:p>
-    <w:p>
-      <w:pPr>
-        <w:pStyle w:val="GvdeMetni"/>
-      </w:pPr>
-      <w:r>
-        <w:rPr>
-          <w:i/>
-          <w:iCs/>
-        </w:rPr>
-        <w:t xml:space="preserve">Disclosure.</w:t>
-      </w:r>
-      <w:r>
-        <w:t xml:space="preserve"> Consistent with responsible-disclosure practice, we emailed the authors of every scheme we break (LLEO [10]) at submission, ahead of publication. We had received no response at the time of writing, and will incorporate any correction in the camera-ready.</w:t>
       </w:r>
     </w:p>
     <w:p>

--- a/papers/paper1-chaos-cpa/main.docx
+++ b/papers/paper1-chaos-cpa/main.docx
@@ -76,7 +76,6 @@
     <w:p>
       <w:pPr>
         <w:pStyle w:val="Abstract"/>
-        <w:spacing w:line="228" w:lineRule="auto"/>
         <w:ind w:firstLine="288"/>
       </w:pPr>
       <w:r>
@@ -165,24 +164,33 @@
     <w:p>
       <w:pPr>
         <w:pStyle w:val="Keywords"/>
-        <w:spacing w:line="228" w:lineRule="auto"/>
         <w:ind w:firstLine="288"/>
       </w:pPr>
       <w:r>
         <w:rPr>
-          <w:b w:val="0"/>
-          <w:bCs w:val="0"/>
-          <w:i/>
+          <w:b/>
+          <w:bCs/>
+          <w:i/>
+          <w:iCs/>
         </w:rPr>
         <w:t xml:space="preserve">Keywords—</w:t>
       </w:r>
       <w:r>
         <w:rPr>
-          <w:b w:val="0"/>
-          <w:bCs w:val="0"/>
-          <w:i/>
+          <w:b/>
+          <w:bCs/>
+          <w:i/>
+          <w:iCs/>
         </w:rPr>
         <w:t xml:space="preserve">cryptanalysis, image encryption, chaotic cipher, chosen-plaintext attack, equivalent key, NPCR</w:t>
+      </w:r>
+    </w:p>
+    <w:p>
+      <w:pPr>
+        <w:pStyle w:val="GvdeMetni"/>
+      </w:pPr>
+      <w:r>
+        <w:t xml:space="preserve">0.95</w:t>
       </w:r>
     </w:p>
     <w:p>
